--- a/output/Startpad_Mission_Playbook.docx
+++ b/output/Startpad_Mission_Playbook.docx
@@ -46,10 +46,10 @@
     </w:p>
     <w:p>
       <w:pPr>
-        <w:spacing w:before="40" w:after="160"/>
         <w:pBdr>
           <w:bottom w:val="single" w:sz="6" w:color="0F5C4B"/>
         </w:pBdr>
+        <w:spacing w:before="40" w:after="160"/>
       </w:pPr>
     </w:p>
     <w:p>
@@ -98,7 +98,6 @@
       <w:tblPr>
         <w:tblW w:type="auto" w:w="0"/>
         <w:jc w:val="left"/>
-        <w:tblLook w:firstColumn="1" w:firstRow="1" w:lastColumn="0" w:lastRow="0" w:noHBand="0" w:noVBand="1" w:val="04A0"/>
         <w:tblBorders>
           <w:top w:val="single" w:sz="4" w:color="DCE3E0"/>
           <w:left w:val="single" w:sz="4" w:color="DCE3E0"/>
@@ -107,6 +106,7 @@
           <w:insideH w:val="single" w:sz="4" w:color="DCE3E0"/>
           <w:insideV w:val="single" w:sz="4" w:color="DCE3E0"/>
         </w:tblBorders>
+        <w:tblLook w:firstColumn="1" w:firstRow="1" w:lastColumn="0" w:lastRow="0" w:noHBand="0" w:noVBand="1" w:val="04A0"/>
       </w:tblPr>
       <w:tblGrid>
         <w:gridCol w:w="4873"/>
@@ -227,10 +227,10 @@
     </w:p>
     <w:p>
       <w:pPr>
-        <w:spacing w:before="40" w:after="160"/>
         <w:pBdr>
           <w:bottom w:val="single" w:sz="6" w:color="0F5C4B"/>
         </w:pBdr>
+        <w:spacing w:before="40" w:after="160"/>
       </w:pPr>
     </w:p>
     <w:p>
@@ -382,10 +382,10 @@
     </w:p>
     <w:p>
       <w:pPr>
-        <w:spacing w:before="40" w:after="160"/>
         <w:pBdr>
           <w:bottom w:val="single" w:sz="6" w:color="0F5C4B"/>
         </w:pBdr>
+        <w:spacing w:before="40" w:after="160"/>
       </w:pPr>
     </w:p>
     <w:p>
@@ -452,8 +452,8 @@
         <w:r>
           <w:rPr>
             <w:color w:val="1D6FA3"/>
+            <w:sz w:val="18"/>
             <w:u w:val="single"/>
-            <w:sz w:val="18"/>
           </w:rPr>
           <w:t>https://www.youtube.com/@ycombinator/playlists</w:t>
         </w:r>
@@ -509,8 +509,8 @@
         <w:r>
           <w:rPr>
             <w:color w:val="1D6FA3"/>
+            <w:sz w:val="18"/>
             <w:u w:val="single"/>
-            <w:sz w:val="18"/>
           </w:rPr>
           <w:t>https://www.ycombinator.com/blog/startup-school-videos</w:t>
         </w:r>
@@ -566,8 +566,8 @@
         <w:r>
           <w:rPr>
             <w:color w:val="1D6FA3"/>
+            <w:sz w:val="18"/>
             <w:u w:val="single"/>
-            <w:sz w:val="18"/>
           </w:rPr>
           <w:t>https://www.youtube.com/watch?v=fEvKo90qBns</w:t>
         </w:r>
@@ -623,8 +623,8 @@
         <w:r>
           <w:rPr>
             <w:color w:val="1D6FA3"/>
+            <w:sz w:val="18"/>
             <w:u w:val="single"/>
-            <w:sz w:val="18"/>
           </w:rPr>
           <w:t>https://www.udacity.com/course/how-to-build-a-startup--ep245</w:t>
         </w:r>
@@ -680,8 +680,8 @@
         <w:r>
           <w:rPr>
             <w:color w:val="1D6FA3"/>
+            <w:sz w:val="18"/>
             <w:u w:val="single"/>
-            <w:sz w:val="18"/>
           </w:rPr>
           <w:t>https://steveblank.com/slides/</w:t>
         </w:r>
@@ -737,8 +737,8 @@
         <w:r>
           <w:rPr>
             <w:color w:val="1D6FA3"/>
+            <w:sz w:val="18"/>
             <w:u w:val="single"/>
-            <w:sz w:val="18"/>
           </w:rPr>
           <w:t>https://www.elmin7a.com/edraak-from-idea-to-company-introduction-to-entrepreneurship-course/</w:t>
         </w:r>
@@ -794,8 +794,8 @@
         <w:r>
           <w:rPr>
             <w:color w:val="1D6FA3"/>
+            <w:sz w:val="18"/>
             <w:u w:val="single"/>
-            <w:sz w:val="18"/>
           </w:rPr>
           <w:t>https://bakkah.com/ar/knowledge-center/free-courses-in-entrepreneurship</w:t>
         </w:r>
@@ -851,8 +851,8 @@
         <w:r>
           <w:rPr>
             <w:color w:val="1D6FA3"/>
+            <w:sz w:val="18"/>
             <w:u w:val="single"/>
-            <w:sz w:val="18"/>
           </w:rPr>
           <w:t>https://magnitt.com/research/</w:t>
         </w:r>
@@ -908,8 +908,8 @@
         <w:r>
           <w:rPr>
             <w:color w:val="1D6FA3"/>
+            <w:sz w:val="18"/>
             <w:u w:val="single"/>
-            <w:sz w:val="18"/>
           </w:rPr>
           <w:t>https://www.wamda.com/</w:t>
         </w:r>
@@ -963,10 +963,10 @@
     </w:p>
     <w:p>
       <w:pPr>
-        <w:spacing w:before="40" w:after="160"/>
         <w:pBdr>
           <w:bottom w:val="single" w:sz="6" w:color="0F5C4B"/>
         </w:pBdr>
+        <w:spacing w:before="40" w:after="160"/>
       </w:pPr>
     </w:p>
     <w:p>
@@ -1145,7 +1145,6 @@
     <w:tbl>
       <w:tblPr>
         <w:tblW w:type="auto" w:w="0"/>
-        <w:tblLook w:firstColumn="1" w:firstRow="1" w:lastColumn="0" w:lastRow="0" w:noHBand="0" w:noVBand="1" w:val="04A0"/>
         <w:tblBorders>
           <w:top w:val="single" w:sz="4" w:color="DCE3E0"/>
           <w:left w:val="single" w:sz="4" w:color="DCE3E0"/>
@@ -1154,6 +1153,7 @@
           <w:insideH w:val="single" w:sz="4" w:color="DCE3E0"/>
           <w:insideV w:val="single" w:sz="4" w:color="DCE3E0"/>
         </w:tblBorders>
+        <w:tblLook w:firstColumn="1" w:firstRow="1" w:lastColumn="0" w:lastRow="0" w:noHBand="0" w:noVBand="1" w:val="04A0"/>
       </w:tblPr>
       <w:tblGrid>
         <w:gridCol w:w="4873"/>
@@ -1492,7 +1492,6 @@
     <w:tbl>
       <w:tblPr>
         <w:tblW w:type="auto" w:w="0"/>
-        <w:tblLook w:firstColumn="1" w:firstRow="1" w:lastColumn="0" w:lastRow="0" w:noHBand="0" w:noVBand="1" w:val="04A0"/>
         <w:tblBorders>
           <w:top w:val="single" w:sz="4" w:color="DCE3E0"/>
           <w:left w:val="single" w:sz="4" w:color="DCE3E0"/>
@@ -1501,6 +1500,7 @@
           <w:insideH w:val="single" w:sz="4" w:color="DCE3E0"/>
           <w:insideV w:val="single" w:sz="4" w:color="DCE3E0"/>
         </w:tblBorders>
+        <w:tblLook w:firstColumn="1" w:firstRow="1" w:lastColumn="0" w:lastRow="0" w:noHBand="0" w:noVBand="1" w:val="04A0"/>
       </w:tblPr>
       <w:tblGrid>
         <w:gridCol w:w="4873"/>
@@ -1715,7 +1715,6 @@
     <w:tbl>
       <w:tblPr>
         <w:tblW w:type="auto" w:w="0"/>
-        <w:tblLook w:firstColumn="1" w:firstRow="1" w:lastColumn="0" w:lastRow="0" w:noHBand="0" w:noVBand="1" w:val="04A0"/>
         <w:tblBorders>
           <w:top w:val="single" w:sz="4" w:color="DCE3E0"/>
           <w:left w:val="single" w:sz="4" w:color="DCE3E0"/>
@@ -1724,6 +1723,7 @@
           <w:insideH w:val="single" w:sz="4" w:color="DCE3E0"/>
           <w:insideV w:val="single" w:sz="4" w:color="DCE3E0"/>
         </w:tblBorders>
+        <w:tblLook w:firstColumn="1" w:firstRow="1" w:lastColumn="0" w:lastRow="0" w:noHBand="0" w:noVBand="1" w:val="04A0"/>
       </w:tblPr>
       <w:tblGrid>
         <w:gridCol w:w="4873"/>
@@ -1922,8 +1922,8 @@
         <w:r>
           <w:rPr>
             <w:color w:val="1D6FA3"/>
+            <w:sz w:val="16"/>
             <w:u w:val="single"/>
-            <w:sz w:val="16"/>
           </w:rPr>
           <w:t>https://www.ycombinator.com/library/8g-how-to-get-startup-ideas</w:t>
         </w:r>
@@ -1978,8 +1978,8 @@
         <w:r>
           <w:rPr>
             <w:color w:val="1D6FA3"/>
+            <w:sz w:val="16"/>
             <w:u w:val="single"/>
-            <w:sz w:val="16"/>
           </w:rPr>
           <w:t>https://www.youtube.com/watch?v=sXYm-CVzPQ0</w:t>
         </w:r>
@@ -2034,8 +2034,8 @@
         <w:r>
           <w:rPr>
             <w:color w:val="1D6FA3"/>
+            <w:sz w:val="16"/>
             <w:u w:val="single"/>
-            <w:sz w:val="16"/>
           </w:rPr>
           <w:t>https://www.youtube.com/watch?v=kGuSM3yUxik</w:t>
         </w:r>
@@ -2090,8 +2090,8 @@
         <w:r>
           <w:rPr>
             <w:color w:val="1D6FA3"/>
+            <w:sz w:val="16"/>
             <w:u w:val="single"/>
-            <w:sz w:val="16"/>
           </w:rPr>
           <w:t>https://steveblank.com/2014/06/28/customer-discovery-the-search-for-productmarket-fit-2-minutes-to-see-why/</w:t>
         </w:r>
@@ -2146,8 +2146,8 @@
         <w:r>
           <w:rPr>
             <w:color w:val="1D6FA3"/>
+            <w:sz w:val="16"/>
             <w:u w:val="single"/>
-            <w:sz w:val="16"/>
           </w:rPr>
           <w:t>https://anthonyulwick.com/outcome-driven-innovation/</w:t>
         </w:r>
@@ -2299,10 +2299,10 @@
     </w:p>
     <w:p>
       <w:pPr>
-        <w:spacing w:before="40" w:after="160"/>
         <w:pBdr>
           <w:bottom w:val="single" w:sz="6" w:color="0F5C4B"/>
         </w:pBdr>
+        <w:spacing w:before="40" w:after="160"/>
       </w:pPr>
     </w:p>
     <w:p>
@@ -2481,7 +2481,6 @@
     <w:tbl>
       <w:tblPr>
         <w:tblW w:type="auto" w:w="0"/>
-        <w:tblLook w:firstColumn="1" w:firstRow="1" w:lastColumn="0" w:lastRow="0" w:noHBand="0" w:noVBand="1" w:val="04A0"/>
         <w:tblBorders>
           <w:top w:val="single" w:sz="4" w:color="DCE3E0"/>
           <w:left w:val="single" w:sz="4" w:color="DCE3E0"/>
@@ -2490,6 +2489,7 @@
           <w:insideH w:val="single" w:sz="4" w:color="DCE3E0"/>
           <w:insideV w:val="single" w:sz="4" w:color="DCE3E0"/>
         </w:tblBorders>
+        <w:tblLook w:firstColumn="1" w:firstRow="1" w:lastColumn="0" w:lastRow="0" w:noHBand="0" w:noVBand="1" w:val="04A0"/>
       </w:tblPr>
       <w:tblGrid>
         <w:gridCol w:w="4873"/>
@@ -2828,7 +2828,6 @@
     <w:tbl>
       <w:tblPr>
         <w:tblW w:type="auto" w:w="0"/>
-        <w:tblLook w:firstColumn="1" w:firstRow="1" w:lastColumn="0" w:lastRow="0" w:noHBand="0" w:noVBand="1" w:val="04A0"/>
         <w:tblBorders>
           <w:top w:val="single" w:sz="4" w:color="DCE3E0"/>
           <w:left w:val="single" w:sz="4" w:color="DCE3E0"/>
@@ -2837,6 +2836,7 @@
           <w:insideH w:val="single" w:sz="4" w:color="DCE3E0"/>
           <w:insideV w:val="single" w:sz="4" w:color="DCE3E0"/>
         </w:tblBorders>
+        <w:tblLook w:firstColumn="1" w:firstRow="1" w:lastColumn="0" w:lastRow="0" w:noHBand="0" w:noVBand="1" w:val="04A0"/>
       </w:tblPr>
       <w:tblGrid>
         <w:gridCol w:w="4873"/>
@@ -3051,7 +3051,6 @@
     <w:tbl>
       <w:tblPr>
         <w:tblW w:type="auto" w:w="0"/>
-        <w:tblLook w:firstColumn="1" w:firstRow="1" w:lastColumn="0" w:lastRow="0" w:noHBand="0" w:noVBand="1" w:val="04A0"/>
         <w:tblBorders>
           <w:top w:val="single" w:sz="4" w:color="DCE3E0"/>
           <w:left w:val="single" w:sz="4" w:color="DCE3E0"/>
@@ -3060,6 +3059,7 @@
           <w:insideH w:val="single" w:sz="4" w:color="DCE3E0"/>
           <w:insideV w:val="single" w:sz="4" w:color="DCE3E0"/>
         </w:tblBorders>
+        <w:tblLook w:firstColumn="1" w:firstRow="1" w:lastColumn="0" w:lastRow="0" w:noHBand="0" w:noVBand="1" w:val="04A0"/>
       </w:tblPr>
       <w:tblGrid>
         <w:gridCol w:w="4873"/>
@@ -3196,8 +3196,8 @@
         <w:r>
           <w:rPr>
             <w:color w:val="1D6FA3"/>
+            <w:sz w:val="16"/>
             <w:u w:val="single"/>
-            <w:sz w:val="16"/>
           </w:rPr>
           <w:t>https://www.ycombinator.com/library/6g-how-to-talk-to-users</w:t>
         </w:r>
@@ -3252,8 +3252,8 @@
         <w:r>
           <w:rPr>
             <w:color w:val="1D6FA3"/>
+            <w:sz w:val="16"/>
             <w:u w:val="single"/>
-            <w:sz w:val="16"/>
           </w:rPr>
           <w:t>https://www.momtestbook.com/</w:t>
         </w:r>
@@ -3308,8 +3308,8 @@
         <w:r>
           <w:rPr>
             <w:color w:val="1D6FA3"/>
+            <w:sz w:val="16"/>
             <w:u w:val="single"/>
-            <w:sz w:val="16"/>
           </w:rPr>
           <w:t>https://www.youtube.com/watch?v=OBac5a8rDbY</w:t>
         </w:r>
@@ -3364,8 +3364,8 @@
         <w:r>
           <w:rPr>
             <w:color w:val="1D6FA3"/>
+            <w:sz w:val="16"/>
             <w:u w:val="single"/>
-            <w:sz w:val="16"/>
           </w:rPr>
           <w:t>https://www.youtube.com/watch?v=S4eQ8m2RFaY</w:t>
         </w:r>
@@ -3420,8 +3420,8 @@
         <w:r>
           <w:rPr>
             <w:color w:val="1D6FA3"/>
+            <w:sz w:val="16"/>
             <w:u w:val="single"/>
-            <w:sz w:val="16"/>
           </w:rPr>
           <w:t>https://umbrex.com/resources/frameworks/design-thinking-frameworks/stanford-d-school-design-thinking-process/</w:t>
         </w:r>
@@ -3476,8 +3476,8 @@
         <w:r>
           <w:rPr>
             <w:color w:val="1D6FA3"/>
+            <w:sz w:val="16"/>
             <w:u w:val="single"/>
-            <w:sz w:val="16"/>
           </w:rPr>
           <w:t>https://uxpressia.com/blog/how-to-create-a-buyer-persona-the-ultimate-guide</w:t>
         </w:r>
@@ -3629,10 +3629,10 @@
     </w:p>
     <w:p>
       <w:pPr>
-        <w:spacing w:before="40" w:after="160"/>
         <w:pBdr>
           <w:bottom w:val="single" w:sz="6" w:color="0F5C4B"/>
         </w:pBdr>
+        <w:spacing w:before="40" w:after="160"/>
       </w:pPr>
     </w:p>
     <w:p>
@@ -3869,7 +3869,6 @@
     <w:tbl>
       <w:tblPr>
         <w:tblW w:type="auto" w:w="0"/>
-        <w:tblLook w:firstColumn="1" w:firstRow="1" w:lastColumn="0" w:lastRow="0" w:noHBand="0" w:noVBand="1" w:val="04A0"/>
         <w:tblBorders>
           <w:top w:val="single" w:sz="4" w:color="DCE3E0"/>
           <w:left w:val="single" w:sz="4" w:color="DCE3E0"/>
@@ -3878,6 +3877,7 @@
           <w:insideH w:val="single" w:sz="4" w:color="DCE3E0"/>
           <w:insideV w:val="single" w:sz="4" w:color="DCE3E0"/>
         </w:tblBorders>
+        <w:tblLook w:firstColumn="1" w:firstRow="1" w:lastColumn="0" w:lastRow="0" w:noHBand="0" w:noVBand="1" w:val="04A0"/>
       </w:tblPr>
       <w:tblGrid>
         <w:gridCol w:w="4873"/>
@@ -4092,7 +4092,6 @@
     <w:tbl>
       <w:tblPr>
         <w:tblW w:type="auto" w:w="0"/>
-        <w:tblLook w:firstColumn="1" w:firstRow="1" w:lastColumn="0" w:lastRow="0" w:noHBand="0" w:noVBand="1" w:val="04A0"/>
         <w:tblBorders>
           <w:top w:val="single" w:sz="4" w:color="DCE3E0"/>
           <w:left w:val="single" w:sz="4" w:color="DCE3E0"/>
@@ -4101,6 +4100,7 @@
           <w:insideH w:val="single" w:sz="4" w:color="DCE3E0"/>
           <w:insideV w:val="single" w:sz="4" w:color="DCE3E0"/>
         </w:tblBorders>
+        <w:tblLook w:firstColumn="1" w:firstRow="1" w:lastColumn="0" w:lastRow="0" w:noHBand="0" w:noVBand="1" w:val="04A0"/>
       </w:tblPr>
       <w:tblGrid>
         <w:gridCol w:w="4873"/>
@@ -4315,7 +4315,6 @@
     <w:tbl>
       <w:tblPr>
         <w:tblW w:type="auto" w:w="0"/>
-        <w:tblLook w:firstColumn="1" w:firstRow="1" w:lastColumn="0" w:lastRow="0" w:noHBand="0" w:noVBand="1" w:val="04A0"/>
         <w:tblBorders>
           <w:top w:val="single" w:sz="4" w:color="DCE3E0"/>
           <w:left w:val="single" w:sz="4" w:color="DCE3E0"/>
@@ -4324,6 +4323,7 @@
           <w:insideH w:val="single" w:sz="4" w:color="DCE3E0"/>
           <w:insideV w:val="single" w:sz="4" w:color="DCE3E0"/>
         </w:tblBorders>
+        <w:tblLook w:firstColumn="1" w:firstRow="1" w:lastColumn="0" w:lastRow="0" w:noHBand="0" w:noVBand="1" w:val="04A0"/>
       </w:tblPr>
       <w:tblGrid>
         <w:gridCol w:w="4873"/>
@@ -4460,8 +4460,8 @@
         <w:r>
           <w:rPr>
             <w:color w:val="1D6FA3"/>
+            <w:sz w:val="16"/>
             <w:u w:val="single"/>
-            <w:sz w:val="16"/>
           </w:rPr>
           <w:t>https://www.productplan.com/glossary/opportunity-scoring</w:t>
         </w:r>
@@ -4516,8 +4516,8 @@
         <w:r>
           <w:rPr>
             <w:color w:val="1D6FA3"/>
+            <w:sz w:val="16"/>
             <w:u w:val="single"/>
-            <w:sz w:val="16"/>
           </w:rPr>
           <w:t>https://airfocus.com/glossary/what-is-opportunity-scoring/</w:t>
         </w:r>
@@ -4572,8 +4572,8 @@
         <w:r>
           <w:rPr>
             <w:color w:val="1D6FA3"/>
+            <w:sz w:val="16"/>
             <w:u w:val="single"/>
-            <w:sz w:val="16"/>
           </w:rPr>
           <w:t>https://en.wikipedia.org/wiki/Outcome-Driven_Innovation</w:t>
         </w:r>
@@ -4628,8 +4628,8 @@
         <w:r>
           <w:rPr>
             <w:color w:val="1D6FA3"/>
+            <w:sz w:val="16"/>
             <w:u w:val="single"/>
-            <w:sz w:val="16"/>
           </w:rPr>
           <w:t>https://www.productplan.com/glossary/ice-scoring-model</w:t>
         </w:r>
@@ -4781,10 +4781,10 @@
     </w:p>
     <w:p>
       <w:pPr>
-        <w:spacing w:before="40" w:after="160"/>
         <w:pBdr>
           <w:bottom w:val="single" w:sz="6" w:color="0F5C4B"/>
         </w:pBdr>
+        <w:spacing w:before="40" w:after="160"/>
       </w:pPr>
     </w:p>
     <w:p>
@@ -4934,7 +4934,6 @@
     <w:tbl>
       <w:tblPr>
         <w:tblW w:type="auto" w:w="0"/>
-        <w:tblLook w:firstColumn="1" w:firstRow="1" w:lastColumn="0" w:lastRow="0" w:noHBand="0" w:noVBand="1" w:val="04A0"/>
         <w:tblBorders>
           <w:top w:val="single" w:sz="4" w:color="DCE3E0"/>
           <w:left w:val="single" w:sz="4" w:color="DCE3E0"/>
@@ -4943,6 +4942,7 @@
           <w:insideH w:val="single" w:sz="4" w:color="DCE3E0"/>
           <w:insideV w:val="single" w:sz="4" w:color="DCE3E0"/>
         </w:tblBorders>
+        <w:tblLook w:firstColumn="1" w:firstRow="1" w:lastColumn="0" w:lastRow="0" w:noHBand="0" w:noVBand="1" w:val="04A0"/>
       </w:tblPr>
       <w:tblGrid>
         <w:gridCol w:w="4873"/>
@@ -5281,7 +5281,6 @@
     <w:tbl>
       <w:tblPr>
         <w:tblW w:type="auto" w:w="0"/>
-        <w:tblLook w:firstColumn="1" w:firstRow="1" w:lastColumn="0" w:lastRow="0" w:noHBand="0" w:noVBand="1" w:val="04A0"/>
         <w:tblBorders>
           <w:top w:val="single" w:sz="4" w:color="DCE3E0"/>
           <w:left w:val="single" w:sz="4" w:color="DCE3E0"/>
@@ -5290,6 +5289,7 @@
           <w:insideH w:val="single" w:sz="4" w:color="DCE3E0"/>
           <w:insideV w:val="single" w:sz="4" w:color="DCE3E0"/>
         </w:tblBorders>
+        <w:tblLook w:firstColumn="1" w:firstRow="1" w:lastColumn="0" w:lastRow="0" w:noHBand="0" w:noVBand="1" w:val="04A0"/>
       </w:tblPr>
       <w:tblGrid>
         <w:gridCol w:w="4873"/>
@@ -5504,7 +5504,6 @@
     <w:tbl>
       <w:tblPr>
         <w:tblW w:type="auto" w:w="0"/>
-        <w:tblLook w:firstColumn="1" w:firstRow="1" w:lastColumn="0" w:lastRow="0" w:noHBand="0" w:noVBand="1" w:val="04A0"/>
         <w:tblBorders>
           <w:top w:val="single" w:sz="4" w:color="DCE3E0"/>
           <w:left w:val="single" w:sz="4" w:color="DCE3E0"/>
@@ -5513,6 +5512,7 @@
           <w:insideH w:val="single" w:sz="4" w:color="DCE3E0"/>
           <w:insideV w:val="single" w:sz="4" w:color="DCE3E0"/>
         </w:tblBorders>
+        <w:tblLook w:firstColumn="1" w:firstRow="1" w:lastColumn="0" w:lastRow="0" w:noHBand="0" w:noVBand="1" w:val="04A0"/>
       </w:tblPr>
       <w:tblGrid>
         <w:gridCol w:w="4873"/>
@@ -5649,8 +5649,8 @@
         <w:r>
           <w:rPr>
             <w:color w:val="1D6FA3"/>
+            <w:sz w:val="16"/>
             <w:u w:val="single"/>
-            <w:sz w:val="16"/>
           </w:rPr>
           <w:t>https://umbrex.com/resources/frameworks/design-thinking-frameworks/stanford-d-school-design-thinking-process/</w:t>
         </w:r>
@@ -5705,8 +5705,8 @@
         <w:r>
           <w:rPr>
             <w:color w:val="1D6FA3"/>
+            <w:sz w:val="16"/>
             <w:u w:val="single"/>
-            <w:sz w:val="16"/>
           </w:rPr>
           <w:t>https://www.ycombinator.com/library/8g-how-to-get-startup-ideas</w:t>
         </w:r>
@@ -5761,8 +5761,8 @@
         <w:r>
           <w:rPr>
             <w:color w:val="1D6FA3"/>
+            <w:sz w:val="16"/>
             <w:u w:val="single"/>
-            <w:sz w:val="16"/>
           </w:rPr>
           <w:t>https://hginsights.com/blog/tam-sam-som-the-complete-guide-to-market-sizing/</w:t>
         </w:r>
@@ -5817,8 +5817,8 @@
         <w:r>
           <w:rPr>
             <w:color w:val="1D6FA3"/>
+            <w:sz w:val="16"/>
             <w:u w:val="single"/>
-            <w:sz w:val="16"/>
           </w:rPr>
           <w:t>https://www.lennysnewsletter.com/p/what-is-good-retention-issue-29</w:t>
         </w:r>
@@ -5970,10 +5970,10 @@
     </w:p>
     <w:p>
       <w:pPr>
-        <w:spacing w:before="40" w:after="160"/>
         <w:pBdr>
           <w:bottom w:val="single" w:sz="6" w:color="0F5C4B"/>
         </w:pBdr>
+        <w:spacing w:before="40" w:after="160"/>
       </w:pPr>
     </w:p>
     <w:p>
@@ -6239,7 +6239,6 @@
     <w:tbl>
       <w:tblPr>
         <w:tblW w:type="auto" w:w="0"/>
-        <w:tblLook w:firstColumn="1" w:firstRow="1" w:lastColumn="0" w:lastRow="0" w:noHBand="0" w:noVBand="1" w:val="04A0"/>
         <w:tblBorders>
           <w:top w:val="single" w:sz="4" w:color="DCE3E0"/>
           <w:left w:val="single" w:sz="4" w:color="DCE3E0"/>
@@ -6248,6 +6247,7 @@
           <w:insideH w:val="single" w:sz="4" w:color="DCE3E0"/>
           <w:insideV w:val="single" w:sz="4" w:color="DCE3E0"/>
         </w:tblBorders>
+        <w:tblLook w:firstColumn="1" w:firstRow="1" w:lastColumn="0" w:lastRow="0" w:noHBand="0" w:noVBand="1" w:val="04A0"/>
       </w:tblPr>
       <w:tblGrid>
         <w:gridCol w:w="4873"/>
@@ -6462,7 +6462,6 @@
     <w:tbl>
       <w:tblPr>
         <w:tblW w:type="auto" w:w="0"/>
-        <w:tblLook w:firstColumn="1" w:firstRow="1" w:lastColumn="0" w:lastRow="0" w:noHBand="0" w:noVBand="1" w:val="04A0"/>
         <w:tblBorders>
           <w:top w:val="single" w:sz="4" w:color="DCE3E0"/>
           <w:left w:val="single" w:sz="4" w:color="DCE3E0"/>
@@ -6471,6 +6470,7 @@
           <w:insideH w:val="single" w:sz="4" w:color="DCE3E0"/>
           <w:insideV w:val="single" w:sz="4" w:color="DCE3E0"/>
         </w:tblBorders>
+        <w:tblLook w:firstColumn="1" w:firstRow="1" w:lastColumn="0" w:lastRow="0" w:noHBand="0" w:noVBand="1" w:val="04A0"/>
       </w:tblPr>
       <w:tblGrid>
         <w:gridCol w:w="4873"/>
@@ -6747,7 +6747,6 @@
     <w:tbl>
       <w:tblPr>
         <w:tblW w:type="auto" w:w="0"/>
-        <w:tblLook w:firstColumn="1" w:firstRow="1" w:lastColumn="0" w:lastRow="0" w:noHBand="0" w:noVBand="1" w:val="04A0"/>
         <w:tblBorders>
           <w:top w:val="single" w:sz="4" w:color="DCE3E0"/>
           <w:left w:val="single" w:sz="4" w:color="DCE3E0"/>
@@ -6756,6 +6755,7 @@
           <w:insideH w:val="single" w:sz="4" w:color="DCE3E0"/>
           <w:insideV w:val="single" w:sz="4" w:color="DCE3E0"/>
         </w:tblBorders>
+        <w:tblLook w:firstColumn="1" w:firstRow="1" w:lastColumn="0" w:lastRow="0" w:noHBand="0" w:noVBand="1" w:val="04A0"/>
       </w:tblPr>
       <w:tblGrid>
         <w:gridCol w:w="4873"/>
@@ -6892,8 +6892,8 @@
         <w:r>
           <w:rPr>
             <w:color w:val="1D6FA3"/>
+            <w:sz w:val="16"/>
             <w:u w:val="single"/>
-            <w:sz w:val="16"/>
           </w:rPr>
           <w:t>https://www.productplan.com/glossary/rice-scoring-model</w:t>
         </w:r>
@@ -6948,8 +6948,8 @@
         <w:r>
           <w:rPr>
             <w:color w:val="1D6FA3"/>
+            <w:sz w:val="16"/>
             <w:u w:val="single"/>
-            <w:sz w:val="16"/>
           </w:rPr>
           <w:t>https://growwithward.com/ice-prioritization-framework</w:t>
         </w:r>
@@ -7004,8 +7004,8 @@
         <w:r>
           <w:rPr>
             <w:color w:val="1D6FA3"/>
+            <w:sz w:val="16"/>
             <w:u w:val="single"/>
-            <w:sz w:val="16"/>
           </w:rPr>
           <w:t>https://railsware.com/blog/rice-framework/</w:t>
         </w:r>
@@ -7060,8 +7060,8 @@
         <w:r>
           <w:rPr>
             <w:color w:val="1D6FA3"/>
+            <w:sz w:val="16"/>
             <w:u w:val="single"/>
-            <w:sz w:val="16"/>
           </w:rPr>
           <w:t>https://www.ycombinator.com/library/8g-how-to-get-startup-ideas</w:t>
         </w:r>
@@ -7213,10 +7213,10 @@
     </w:p>
     <w:p>
       <w:pPr>
-        <w:spacing w:before="40" w:after="160"/>
         <w:pBdr>
           <w:bottom w:val="single" w:sz="6" w:color="0F5C4B"/>
         </w:pBdr>
+        <w:spacing w:before="40" w:after="160"/>
       </w:pPr>
     </w:p>
     <w:p>
@@ -7395,7 +7395,6 @@
     <w:tbl>
       <w:tblPr>
         <w:tblW w:type="auto" w:w="0"/>
-        <w:tblLook w:firstColumn="1" w:firstRow="1" w:lastColumn="0" w:lastRow="0" w:noHBand="0" w:noVBand="1" w:val="04A0"/>
         <w:tblBorders>
           <w:top w:val="single" w:sz="4" w:color="DCE3E0"/>
           <w:left w:val="single" w:sz="4" w:color="DCE3E0"/>
@@ -7404,6 +7403,7 @@
           <w:insideH w:val="single" w:sz="4" w:color="DCE3E0"/>
           <w:insideV w:val="single" w:sz="4" w:color="DCE3E0"/>
         </w:tblBorders>
+        <w:tblLook w:firstColumn="1" w:firstRow="1" w:lastColumn="0" w:lastRow="0" w:noHBand="0" w:noVBand="1" w:val="04A0"/>
       </w:tblPr>
       <w:tblGrid>
         <w:gridCol w:w="4873"/>
@@ -7742,7 +7742,6 @@
     <w:tbl>
       <w:tblPr>
         <w:tblW w:type="auto" w:w="0"/>
-        <w:tblLook w:firstColumn="1" w:firstRow="1" w:lastColumn="0" w:lastRow="0" w:noHBand="0" w:noVBand="1" w:val="04A0"/>
         <w:tblBorders>
           <w:top w:val="single" w:sz="4" w:color="DCE3E0"/>
           <w:left w:val="single" w:sz="4" w:color="DCE3E0"/>
@@ -7751,6 +7750,7 @@
           <w:insideH w:val="single" w:sz="4" w:color="DCE3E0"/>
           <w:insideV w:val="single" w:sz="4" w:color="DCE3E0"/>
         </w:tblBorders>
+        <w:tblLook w:firstColumn="1" w:firstRow="1" w:lastColumn="0" w:lastRow="0" w:noHBand="0" w:noVBand="1" w:val="04A0"/>
       </w:tblPr>
       <w:tblGrid>
         <w:gridCol w:w="4873"/>
@@ -7965,7 +7965,6 @@
     <w:tbl>
       <w:tblPr>
         <w:tblW w:type="auto" w:w="0"/>
-        <w:tblLook w:firstColumn="1" w:firstRow="1" w:lastColumn="0" w:lastRow="0" w:noHBand="0" w:noVBand="1" w:val="04A0"/>
         <w:tblBorders>
           <w:top w:val="single" w:sz="4" w:color="DCE3E0"/>
           <w:left w:val="single" w:sz="4" w:color="DCE3E0"/>
@@ -7974,6 +7973,7 @@
           <w:insideH w:val="single" w:sz="4" w:color="DCE3E0"/>
           <w:insideV w:val="single" w:sz="4" w:color="DCE3E0"/>
         </w:tblBorders>
+        <w:tblLook w:firstColumn="1" w:firstRow="1" w:lastColumn="0" w:lastRow="0" w:noHBand="0" w:noVBand="1" w:val="04A0"/>
       </w:tblPr>
       <w:tblGrid>
         <w:gridCol w:w="4873"/>
@@ -8172,8 +8172,8 @@
         <w:r>
           <w:rPr>
             <w:color w:val="1D6FA3"/>
+            <w:sz w:val="16"/>
             <w:u w:val="single"/>
-            <w:sz w:val="16"/>
           </w:rPr>
           <w:t>https://www.youtube.com/watch?v=ReM1uqmVfP0</w:t>
         </w:r>
@@ -8228,8 +8228,8 @@
         <w:r>
           <w:rPr>
             <w:color w:val="1D6FA3"/>
+            <w:sz w:val="16"/>
             <w:u w:val="single"/>
-            <w:sz w:val="16"/>
           </w:rPr>
           <w:t>https://www.strategyzer.com/library/the-value-proposition-canvas</w:t>
         </w:r>
@@ -8284,8 +8284,8 @@
         <w:r>
           <w:rPr>
             <w:color w:val="1D6FA3"/>
+            <w:sz w:val="16"/>
             <w:u w:val="single"/>
-            <w:sz w:val="16"/>
           </w:rPr>
           <w:t>https://www.youtube.com/channel/UCPVreN9tVxFY2RgWeENShpg</w:t>
         </w:r>
@@ -8340,8 +8340,8 @@
         <w:r>
           <w:rPr>
             <w:color w:val="1D6FA3"/>
+            <w:sz w:val="16"/>
             <w:u w:val="single"/>
-            <w:sz w:val="16"/>
           </w:rPr>
           <w:t>https://www.strategyzer.com/library</w:t>
         </w:r>
@@ -8493,10 +8493,10 @@
     </w:p>
     <w:p>
       <w:pPr>
-        <w:spacing w:before="40" w:after="160"/>
         <w:pBdr>
           <w:bottom w:val="single" w:sz="6" w:color="0F5C4B"/>
         </w:pBdr>
+        <w:spacing w:before="40" w:after="160"/>
       </w:pPr>
     </w:p>
     <w:p>
@@ -8675,7 +8675,6 @@
     <w:tbl>
       <w:tblPr>
         <w:tblW w:type="auto" w:w="0"/>
-        <w:tblLook w:firstColumn="1" w:firstRow="1" w:lastColumn="0" w:lastRow="0" w:noHBand="0" w:noVBand="1" w:val="04A0"/>
         <w:tblBorders>
           <w:top w:val="single" w:sz="4" w:color="DCE3E0"/>
           <w:left w:val="single" w:sz="4" w:color="DCE3E0"/>
@@ -8684,6 +8683,7 @@
           <w:insideH w:val="single" w:sz="4" w:color="DCE3E0"/>
           <w:insideV w:val="single" w:sz="4" w:color="DCE3E0"/>
         </w:tblBorders>
+        <w:tblLook w:firstColumn="1" w:firstRow="1" w:lastColumn="0" w:lastRow="0" w:noHBand="0" w:noVBand="1" w:val="04A0"/>
       </w:tblPr>
       <w:tblGrid>
         <w:gridCol w:w="4873"/>
@@ -9022,7 +9022,6 @@
     <w:tbl>
       <w:tblPr>
         <w:tblW w:type="auto" w:w="0"/>
-        <w:tblLook w:firstColumn="1" w:firstRow="1" w:lastColumn="0" w:lastRow="0" w:noHBand="0" w:noVBand="1" w:val="04A0"/>
         <w:tblBorders>
           <w:top w:val="single" w:sz="4" w:color="DCE3E0"/>
           <w:left w:val="single" w:sz="4" w:color="DCE3E0"/>
@@ -9031,6 +9030,7 @@
           <w:insideH w:val="single" w:sz="4" w:color="DCE3E0"/>
           <w:insideV w:val="single" w:sz="4" w:color="DCE3E0"/>
         </w:tblBorders>
+        <w:tblLook w:firstColumn="1" w:firstRow="1" w:lastColumn="0" w:lastRow="0" w:noHBand="0" w:noVBand="1" w:val="04A0"/>
       </w:tblPr>
       <w:tblGrid>
         <w:gridCol w:w="4873"/>
@@ -9307,7 +9307,6 @@
     <w:tbl>
       <w:tblPr>
         <w:tblW w:type="auto" w:w="0"/>
-        <w:tblLook w:firstColumn="1" w:firstRow="1" w:lastColumn="0" w:lastRow="0" w:noHBand="0" w:noVBand="1" w:val="04A0"/>
         <w:tblBorders>
           <w:top w:val="single" w:sz="4" w:color="DCE3E0"/>
           <w:left w:val="single" w:sz="4" w:color="DCE3E0"/>
@@ -9316,6 +9315,7 @@
           <w:insideH w:val="single" w:sz="4" w:color="DCE3E0"/>
           <w:insideV w:val="single" w:sz="4" w:color="DCE3E0"/>
         </w:tblBorders>
+        <w:tblLook w:firstColumn="1" w:firstRow="1" w:lastColumn="0" w:lastRow="0" w:noHBand="0" w:noVBand="1" w:val="04A0"/>
       </w:tblPr>
       <w:tblGrid>
         <w:gridCol w:w="4873"/>
@@ -9514,8 +9514,8 @@
         <w:r>
           <w:rPr>
             <w:color w:val="1D6FA3"/>
+            <w:sz w:val="16"/>
             <w:u w:val="single"/>
-            <w:sz w:val="16"/>
           </w:rPr>
           <w:t>https://www.ycombinator.com/library/6g-how-to-talk-to-users</w:t>
         </w:r>
@@ -9570,8 +9570,8 @@
         <w:r>
           <w:rPr>
             <w:color w:val="1D6FA3"/>
+            <w:sz w:val="16"/>
             <w:u w:val="single"/>
-            <w:sz w:val="16"/>
           </w:rPr>
           <w:t>https://cxl.com/blog/smoke-test/</w:t>
         </w:r>
@@ -9626,8 +9626,8 @@
         <w:r>
           <w:rPr>
             <w:color w:val="1D6FA3"/>
+            <w:sz w:val="16"/>
             <w:u w:val="single"/>
-            <w:sz w:val="16"/>
           </w:rPr>
           <w:t>https://medium.com/tradecraft-traction/a-growth-marketers-guide-to-smoke-tests-6ffa964a6181</w:t>
         </w:r>
@@ -9682,8 +9682,8 @@
         <w:r>
           <w:rPr>
             <w:color w:val="1D6FA3"/>
+            <w:sz w:val="16"/>
             <w:u w:val="single"/>
-            <w:sz w:val="16"/>
           </w:rPr>
           <w:t>https://founderfaqs.com/blogs/how-to-run-a-smoke-test-landing-page-to-prove-demand</w:t>
         </w:r>
@@ -9738,8 +9738,8 @@
         <w:r>
           <w:rPr>
             <w:color w:val="1D6FA3"/>
+            <w:sz w:val="16"/>
             <w:u w:val="single"/>
-            <w:sz w:val="16"/>
           </w:rPr>
           <w:t>https://www.youtube.com/watch?v=fEvKo90qBns</w:t>
         </w:r>
@@ -9891,10 +9891,10 @@
     </w:p>
     <w:p>
       <w:pPr>
-        <w:spacing w:before="40" w:after="160"/>
         <w:pBdr>
           <w:bottom w:val="single" w:sz="6" w:color="0F5C4B"/>
         </w:pBdr>
+        <w:spacing w:before="40" w:after="160"/>
       </w:pPr>
     </w:p>
     <w:p>
@@ -10189,7 +10189,6 @@
     <w:tbl>
       <w:tblPr>
         <w:tblW w:type="auto" w:w="0"/>
-        <w:tblLook w:firstColumn="1" w:firstRow="1" w:lastColumn="0" w:lastRow="0" w:noHBand="0" w:noVBand="1" w:val="04A0"/>
         <w:tblBorders>
           <w:top w:val="single" w:sz="4" w:color="DCE3E0"/>
           <w:left w:val="single" w:sz="4" w:color="DCE3E0"/>
@@ -10198,6 +10197,7 @@
           <w:insideH w:val="single" w:sz="4" w:color="DCE3E0"/>
           <w:insideV w:val="single" w:sz="4" w:color="DCE3E0"/>
         </w:tblBorders>
+        <w:tblLook w:firstColumn="1" w:firstRow="1" w:lastColumn="0" w:lastRow="0" w:noHBand="0" w:noVBand="1" w:val="04A0"/>
       </w:tblPr>
       <w:tblGrid>
         <w:gridCol w:w="4873"/>
@@ -10598,7 +10598,6 @@
     <w:tbl>
       <w:tblPr>
         <w:tblW w:type="auto" w:w="0"/>
-        <w:tblLook w:firstColumn="1" w:firstRow="1" w:lastColumn="0" w:lastRow="0" w:noHBand="0" w:noVBand="1" w:val="04A0"/>
         <w:tblBorders>
           <w:top w:val="single" w:sz="4" w:color="DCE3E0"/>
           <w:left w:val="single" w:sz="4" w:color="DCE3E0"/>
@@ -10607,6 +10606,7 @@
           <w:insideH w:val="single" w:sz="4" w:color="DCE3E0"/>
           <w:insideV w:val="single" w:sz="4" w:color="DCE3E0"/>
         </w:tblBorders>
+        <w:tblLook w:firstColumn="1" w:firstRow="1" w:lastColumn="0" w:lastRow="0" w:noHBand="0" w:noVBand="1" w:val="04A0"/>
       </w:tblPr>
       <w:tblGrid>
         <w:gridCol w:w="4873"/>
@@ -11007,7 +11007,6 @@
     <w:tbl>
       <w:tblPr>
         <w:tblW w:type="auto" w:w="0"/>
-        <w:tblLook w:firstColumn="1" w:firstRow="1" w:lastColumn="0" w:lastRow="0" w:noHBand="0" w:noVBand="1" w:val="04A0"/>
         <w:tblBorders>
           <w:top w:val="single" w:sz="4" w:color="DCE3E0"/>
           <w:left w:val="single" w:sz="4" w:color="DCE3E0"/>
@@ -11016,6 +11015,7 @@
           <w:insideH w:val="single" w:sz="4" w:color="DCE3E0"/>
           <w:insideV w:val="single" w:sz="4" w:color="DCE3E0"/>
         </w:tblBorders>
+        <w:tblLook w:firstColumn="1" w:firstRow="1" w:lastColumn="0" w:lastRow="0" w:noHBand="0" w:noVBand="1" w:val="04A0"/>
       </w:tblPr>
       <w:tblGrid>
         <w:gridCol w:w="4873"/>
@@ -11276,8 +11276,8 @@
         <w:r>
           <w:rPr>
             <w:color w:val="1D6FA3"/>
+            <w:sz w:val="16"/>
             <w:u w:val="single"/>
-            <w:sz w:val="16"/>
           </w:rPr>
           <w:t>https://www.youtube.com/watch?v=QoAOzMTLP5s</w:t>
         </w:r>
@@ -11332,8 +11332,8 @@
         <w:r>
           <w:rPr>
             <w:color w:val="1D6FA3"/>
+            <w:sz w:val="16"/>
             <w:u w:val="single"/>
-            <w:sz w:val="16"/>
           </w:rPr>
           <w:t>https://www.strategyzer.com/library</w:t>
         </w:r>
@@ -11388,8 +11388,8 @@
         <w:r>
           <w:rPr>
             <w:color w:val="1D6FA3"/>
+            <w:sz w:val="16"/>
             <w:u w:val="single"/>
-            <w:sz w:val="16"/>
           </w:rPr>
           <w:t>https://www.youtube.com/channel/UCPVreN9tVxFY2RgWeENShpg</w:t>
         </w:r>
@@ -11444,8 +11444,8 @@
         <w:r>
           <w:rPr>
             <w:color w:val="1D6FA3"/>
+            <w:sz w:val="16"/>
             <w:u w:val="single"/>
-            <w:sz w:val="16"/>
           </w:rPr>
           <w:t>https://www.surveymonkey.com/market-research/resources/van-westendorp-price-sensitivity-meter/</w:t>
         </w:r>
@@ -11500,8 +11500,8 @@
         <w:r>
           <w:rPr>
             <w:color w:val="1D6FA3"/>
+            <w:sz w:val="16"/>
             <w:u w:val="single"/>
-            <w:sz w:val="16"/>
           </w:rPr>
           <w:t>https://www.forentrepreneurs.com/saas-metrics-2/</w:t>
         </w:r>
@@ -11556,8 +11556,8 @@
         <w:r>
           <w:rPr>
             <w:color w:val="1D6FA3"/>
+            <w:sz w:val="16"/>
             <w:u w:val="single"/>
-            <w:sz w:val="16"/>
           </w:rPr>
           <w:t>https://www.udemy.com/course/business-model-canvas-arabic/</w:t>
         </w:r>
@@ -11709,10 +11709,10 @@
     </w:p>
     <w:p>
       <w:pPr>
-        <w:spacing w:before="40" w:after="160"/>
         <w:pBdr>
           <w:bottom w:val="single" w:sz="6" w:color="0F5C4B"/>
         </w:pBdr>
+        <w:spacing w:before="40" w:after="160"/>
       </w:pPr>
     </w:p>
     <w:p>
@@ -11920,7 +11920,6 @@
     <w:tbl>
       <w:tblPr>
         <w:tblW w:type="auto" w:w="0"/>
-        <w:tblLook w:firstColumn="1" w:firstRow="1" w:lastColumn="0" w:lastRow="0" w:noHBand="0" w:noVBand="1" w:val="04A0"/>
         <w:tblBorders>
           <w:top w:val="single" w:sz="4" w:color="DCE3E0"/>
           <w:left w:val="single" w:sz="4" w:color="DCE3E0"/>
@@ -11929,6 +11928,7 @@
           <w:insideH w:val="single" w:sz="4" w:color="DCE3E0"/>
           <w:insideV w:val="single" w:sz="4" w:color="DCE3E0"/>
         </w:tblBorders>
+        <w:tblLook w:firstColumn="1" w:firstRow="1" w:lastColumn="0" w:lastRow="0" w:noHBand="0" w:noVBand="1" w:val="04A0"/>
       </w:tblPr>
       <w:tblGrid>
         <w:gridCol w:w="4873"/>
@@ -12205,7 +12205,6 @@
     <w:tbl>
       <w:tblPr>
         <w:tblW w:type="auto" w:w="0"/>
-        <w:tblLook w:firstColumn="1" w:firstRow="1" w:lastColumn="0" w:lastRow="0" w:noHBand="0" w:noVBand="1" w:val="04A0"/>
         <w:tblBorders>
           <w:top w:val="single" w:sz="4" w:color="DCE3E0"/>
           <w:left w:val="single" w:sz="4" w:color="DCE3E0"/>
@@ -12214,6 +12213,7 @@
           <w:insideH w:val="single" w:sz="4" w:color="DCE3E0"/>
           <w:insideV w:val="single" w:sz="4" w:color="DCE3E0"/>
         </w:tblBorders>
+        <w:tblLook w:firstColumn="1" w:firstRow="1" w:lastColumn="0" w:lastRow="0" w:noHBand="0" w:noVBand="1" w:val="04A0"/>
       </w:tblPr>
       <w:tblGrid>
         <w:gridCol w:w="4873"/>
@@ -12552,7 +12552,6 @@
     <w:tbl>
       <w:tblPr>
         <w:tblW w:type="auto" w:w="0"/>
-        <w:tblLook w:firstColumn="1" w:firstRow="1" w:lastColumn="0" w:lastRow="0" w:noHBand="0" w:noVBand="1" w:val="04A0"/>
         <w:tblBorders>
           <w:top w:val="single" w:sz="4" w:color="DCE3E0"/>
           <w:left w:val="single" w:sz="4" w:color="DCE3E0"/>
@@ -12561,6 +12560,7 @@
           <w:insideH w:val="single" w:sz="4" w:color="DCE3E0"/>
           <w:insideV w:val="single" w:sz="4" w:color="DCE3E0"/>
         </w:tblBorders>
+        <w:tblLook w:firstColumn="1" w:firstRow="1" w:lastColumn="0" w:lastRow="0" w:noHBand="0" w:noVBand="1" w:val="04A0"/>
       </w:tblPr>
       <w:tblGrid>
         <w:gridCol w:w="4873"/>
@@ -12759,8 +12759,8 @@
         <w:r>
           <w:rPr>
             <w:color w:val="1D6FA3"/>
+            <w:sz w:val="16"/>
             <w:u w:val="single"/>
-            <w:sz w:val="16"/>
           </w:rPr>
           <w:t>https://help.figma.com/hc/en-us/articles/360040314193-Guide-to-prototyping-in-Figma</w:t>
         </w:r>
@@ -12815,8 +12815,8 @@
         <w:r>
           <w:rPr>
             <w:color w:val="1D6FA3"/>
+            <w:sz w:val="16"/>
             <w:u w:val="single"/>
-            <w:sz w:val="16"/>
           </w:rPr>
           <w:t>https://www.figma.com/community/design-tutorials/prototyping</w:t>
         </w:r>
@@ -12871,8 +12871,8 @@
         <w:r>
           <w:rPr>
             <w:color w:val="1D6FA3"/>
+            <w:sz w:val="16"/>
             <w:u w:val="single"/>
-            <w:sz w:val="16"/>
           </w:rPr>
           <w:t>https://www.youtube.com/watch?v=_4yp6ZMsUeU</w:t>
         </w:r>
@@ -12927,8 +12927,8 @@
         <w:r>
           <w:rPr>
             <w:color w:val="1D6FA3"/>
+            <w:sz w:val="16"/>
             <w:u w:val="single"/>
-            <w:sz w:val="16"/>
           </w:rPr>
           <w:t>https://www.youtube.com/watch?v=1ucLq6JTxac</w:t>
         </w:r>
@@ -12983,8 +12983,8 @@
         <w:r>
           <w:rPr>
             <w:color w:val="1D6FA3"/>
+            <w:sz w:val="16"/>
             <w:u w:val="single"/>
-            <w:sz w:val="16"/>
           </w:rPr>
           <w:t>https://www.youtube.com/playlist?list=PLN292j3_frZkuZu1Tg44PbKTqvK8Ivfmd</w:t>
         </w:r>
@@ -13039,8 +13039,8 @@
         <w:r>
           <w:rPr>
             <w:color w:val="1D6FA3"/>
+            <w:sz w:val="16"/>
             <w:u w:val="single"/>
-            <w:sz w:val="16"/>
           </w:rPr>
           <w:t>https://www.gv.com/sprint/</w:t>
         </w:r>
@@ -13192,10 +13192,10 @@
     </w:p>
     <w:p>
       <w:pPr>
-        <w:spacing w:before="40" w:after="160"/>
         <w:pBdr>
           <w:bottom w:val="single" w:sz="6" w:color="0F5C4B"/>
         </w:pBdr>
+        <w:spacing w:before="40" w:after="160"/>
       </w:pPr>
     </w:p>
     <w:p>
@@ -13374,7 +13374,6 @@
     <w:tbl>
       <w:tblPr>
         <w:tblW w:type="auto" w:w="0"/>
-        <w:tblLook w:firstColumn="1" w:firstRow="1" w:lastColumn="0" w:lastRow="0" w:noHBand="0" w:noVBand="1" w:val="04A0"/>
         <w:tblBorders>
           <w:top w:val="single" w:sz="4" w:color="DCE3E0"/>
           <w:left w:val="single" w:sz="4" w:color="DCE3E0"/>
@@ -13383,6 +13382,7 @@
           <w:insideH w:val="single" w:sz="4" w:color="DCE3E0"/>
           <w:insideV w:val="single" w:sz="4" w:color="DCE3E0"/>
         </w:tblBorders>
+        <w:tblLook w:firstColumn="1" w:firstRow="1" w:lastColumn="0" w:lastRow="0" w:noHBand="0" w:noVBand="1" w:val="04A0"/>
       </w:tblPr>
       <w:tblGrid>
         <w:gridCol w:w="4873"/>
@@ -13721,7 +13721,6 @@
     <w:tbl>
       <w:tblPr>
         <w:tblW w:type="auto" w:w="0"/>
-        <w:tblLook w:firstColumn="1" w:firstRow="1" w:lastColumn="0" w:lastRow="0" w:noHBand="0" w:noVBand="1" w:val="04A0"/>
         <w:tblBorders>
           <w:top w:val="single" w:sz="4" w:color="DCE3E0"/>
           <w:left w:val="single" w:sz="4" w:color="DCE3E0"/>
@@ -13730,6 +13729,7 @@
           <w:insideH w:val="single" w:sz="4" w:color="DCE3E0"/>
           <w:insideV w:val="single" w:sz="4" w:color="DCE3E0"/>
         </w:tblBorders>
+        <w:tblLook w:firstColumn="1" w:firstRow="1" w:lastColumn="0" w:lastRow="0" w:noHBand="0" w:noVBand="1" w:val="04A0"/>
       </w:tblPr>
       <w:tblGrid>
         <w:gridCol w:w="4873"/>
@@ -14068,7 +14068,6 @@
     <w:tbl>
       <w:tblPr>
         <w:tblW w:type="auto" w:w="0"/>
-        <w:tblLook w:firstColumn="1" w:firstRow="1" w:lastColumn="0" w:lastRow="0" w:noHBand="0" w:noVBand="1" w:val="04A0"/>
         <w:tblBorders>
           <w:top w:val="single" w:sz="4" w:color="DCE3E0"/>
           <w:left w:val="single" w:sz="4" w:color="DCE3E0"/>
@@ -14077,6 +14076,7 @@
           <w:insideH w:val="single" w:sz="4" w:color="DCE3E0"/>
           <w:insideV w:val="single" w:sz="4" w:color="DCE3E0"/>
         </w:tblBorders>
+        <w:tblLook w:firstColumn="1" w:firstRow="1" w:lastColumn="0" w:lastRow="0" w:noHBand="0" w:noVBand="1" w:val="04A0"/>
       </w:tblPr>
       <w:tblGrid>
         <w:gridCol w:w="4873"/>
@@ -14275,8 +14275,8 @@
         <w:r>
           <w:rPr>
             <w:color w:val="1D6FA3"/>
+            <w:sz w:val="16"/>
             <w:u w:val="single"/>
-            <w:sz w:val="16"/>
           </w:rPr>
           <w:t>https://www.nngroup.com/videos/usability-testing-101/</w:t>
         </w:r>
@@ -14331,8 +14331,8 @@
         <w:r>
           <w:rPr>
             <w:color w:val="1D6FA3"/>
+            <w:sz w:val="16"/>
             <w:u w:val="single"/>
-            <w:sz w:val="16"/>
           </w:rPr>
           <w:t>https://www.nngroup.com/videos/user-testing-jakob-nielsen/</w:t>
         </w:r>
@@ -14387,8 +14387,8 @@
         <w:r>
           <w:rPr>
             <w:color w:val="1D6FA3"/>
+            <w:sz w:val="16"/>
             <w:u w:val="single"/>
-            <w:sz w:val="16"/>
           </w:rPr>
           <w:t>https://www.nngroup.com/videos/introducing-a-usability-test/</w:t>
         </w:r>
@@ -14443,8 +14443,8 @@
         <w:r>
           <w:rPr>
             <w:color w:val="1D6FA3"/>
+            <w:sz w:val="16"/>
             <w:u w:val="single"/>
-            <w:sz w:val="16"/>
           </w:rPr>
           <w:t>https://www.youtube.com/playlist?list=PLJOFJ3Ok_idsnPXXdJ9FpDzqIyWRIwGS-</w:t>
         </w:r>
@@ -14499,8 +14499,8 @@
         <w:r>
           <w:rPr>
             <w:color w:val="1D6FA3"/>
+            <w:sz w:val="16"/>
             <w:u w:val="single"/>
-            <w:sz w:val="16"/>
           </w:rPr>
           <w:t>https://www.ycombinator.com/library/6g-how-to-talk-to-users</w:t>
         </w:r>
@@ -14652,10 +14652,10 @@
     </w:p>
     <w:p>
       <w:pPr>
-        <w:spacing w:before="40" w:after="160"/>
         <w:pBdr>
           <w:bottom w:val="single" w:sz="6" w:color="0F5C4B"/>
         </w:pBdr>
+        <w:spacing w:before="40" w:after="160"/>
       </w:pPr>
     </w:p>
     <w:p>
@@ -14834,7 +14834,6 @@
     <w:tbl>
       <w:tblPr>
         <w:tblW w:type="auto" w:w="0"/>
-        <w:tblLook w:firstColumn="1" w:firstRow="1" w:lastColumn="0" w:lastRow="0" w:noHBand="0" w:noVBand="1" w:val="04A0"/>
         <w:tblBorders>
           <w:top w:val="single" w:sz="4" w:color="DCE3E0"/>
           <w:left w:val="single" w:sz="4" w:color="DCE3E0"/>
@@ -14843,6 +14842,7 @@
           <w:insideH w:val="single" w:sz="4" w:color="DCE3E0"/>
           <w:insideV w:val="single" w:sz="4" w:color="DCE3E0"/>
         </w:tblBorders>
+        <w:tblLook w:firstColumn="1" w:firstRow="1" w:lastColumn="0" w:lastRow="0" w:noHBand="0" w:noVBand="1" w:val="04A0"/>
       </w:tblPr>
       <w:tblGrid>
         <w:gridCol w:w="4873"/>
@@ -15243,7 +15243,6 @@
     <w:tbl>
       <w:tblPr>
         <w:tblW w:type="auto" w:w="0"/>
-        <w:tblLook w:firstColumn="1" w:firstRow="1" w:lastColumn="0" w:lastRow="0" w:noHBand="0" w:noVBand="1" w:val="04A0"/>
         <w:tblBorders>
           <w:top w:val="single" w:sz="4" w:color="DCE3E0"/>
           <w:left w:val="single" w:sz="4" w:color="DCE3E0"/>
@@ -15252,6 +15251,7 @@
           <w:insideH w:val="single" w:sz="4" w:color="DCE3E0"/>
           <w:insideV w:val="single" w:sz="4" w:color="DCE3E0"/>
         </w:tblBorders>
+        <w:tblLook w:firstColumn="1" w:firstRow="1" w:lastColumn="0" w:lastRow="0" w:noHBand="0" w:noVBand="1" w:val="04A0"/>
       </w:tblPr>
       <w:tblGrid>
         <w:gridCol w:w="4873"/>
@@ -15776,7 +15776,6 @@
     <w:tbl>
       <w:tblPr>
         <w:tblW w:type="auto" w:w="0"/>
-        <w:tblLook w:firstColumn="1" w:firstRow="1" w:lastColumn="0" w:lastRow="0" w:noHBand="0" w:noVBand="1" w:val="04A0"/>
         <w:tblBorders>
           <w:top w:val="single" w:sz="4" w:color="DCE3E0"/>
           <w:left w:val="single" w:sz="4" w:color="DCE3E0"/>
@@ -15785,6 +15784,7 @@
           <w:insideH w:val="single" w:sz="4" w:color="DCE3E0"/>
           <w:insideV w:val="single" w:sz="4" w:color="DCE3E0"/>
         </w:tblBorders>
+        <w:tblLook w:firstColumn="1" w:firstRow="1" w:lastColumn="0" w:lastRow="0" w:noHBand="0" w:noVBand="1" w:val="04A0"/>
       </w:tblPr>
       <w:tblGrid>
         <w:gridCol w:w="4873"/>
@@ -16045,8 +16045,8 @@
         <w:r>
           <w:rPr>
             <w:color w:val="1D6FA3"/>
+            <w:sz w:val="16"/>
             <w:u w:val="single"/>
-            <w:sz w:val="16"/>
           </w:rPr>
           <w:t>https://www.gartner.com/en/sales/trends/go-to-market-strategy-framework</w:t>
         </w:r>
@@ -16101,8 +16101,8 @@
         <w:r>
           <w:rPr>
             <w:color w:val="1D6FA3"/>
+            <w:sz w:val="16"/>
             <w:u w:val="single"/>
-            <w:sz w:val="16"/>
           </w:rPr>
           <w:t>https://blog.hubspot.com/sales/gtm-strategy</w:t>
         </w:r>
@@ -16157,8 +16157,8 @@
         <w:r>
           <w:rPr>
             <w:color w:val="1D6FA3"/>
+            <w:sz w:val="16"/>
             <w:u w:val="single"/>
-            <w:sz w:val="16"/>
           </w:rPr>
           <w:t>https://asana.com/resources/go-to-market-gtm-strategy</w:t>
         </w:r>
@@ -16213,8 +16213,8 @@
         <w:r>
           <w:rPr>
             <w:color w:val="1D6FA3"/>
+            <w:sz w:val="16"/>
             <w:u w:val="single"/>
-            <w:sz w:val="16"/>
           </w:rPr>
           <w:t>https://www.surveymonkey.com/market-research/resources/van-westendorp-price-sensitivity-meter/</w:t>
         </w:r>
@@ -16269,8 +16269,8 @@
         <w:r>
           <w:rPr>
             <w:color w:val="1D6FA3"/>
+            <w:sz w:val="16"/>
             <w:u w:val="single"/>
-            <w:sz w:val="16"/>
           </w:rPr>
           <w:t>https://www.forentrepreneurs.com/saas-metrics-2-definitions-2/</w:t>
         </w:r>
@@ -16422,10 +16422,10 @@
     </w:p>
     <w:p>
       <w:pPr>
-        <w:spacing w:before="40" w:after="160"/>
         <w:pBdr>
           <w:bottom w:val="single" w:sz="6" w:color="0F5C4B"/>
         </w:pBdr>
+        <w:spacing w:before="40" w:after="160"/>
       </w:pPr>
     </w:p>
     <w:p>
@@ -16604,7 +16604,6 @@
     <w:tbl>
       <w:tblPr>
         <w:tblW w:type="auto" w:w="0"/>
-        <w:tblLook w:firstColumn="1" w:firstRow="1" w:lastColumn="0" w:lastRow="0" w:noHBand="0" w:noVBand="1" w:val="04A0"/>
         <w:tblBorders>
           <w:top w:val="single" w:sz="4" w:color="DCE3E0"/>
           <w:left w:val="single" w:sz="4" w:color="DCE3E0"/>
@@ -16613,6 +16612,7 @@
           <w:insideH w:val="single" w:sz="4" w:color="DCE3E0"/>
           <w:insideV w:val="single" w:sz="4" w:color="DCE3E0"/>
         </w:tblBorders>
+        <w:tblLook w:firstColumn="1" w:firstRow="1" w:lastColumn="0" w:lastRow="0" w:noHBand="0" w:noVBand="1" w:val="04A0"/>
       </w:tblPr>
       <w:tblGrid>
         <w:gridCol w:w="4873"/>
@@ -17013,7 +17013,6 @@
     <w:tbl>
       <w:tblPr>
         <w:tblW w:type="auto" w:w="0"/>
-        <w:tblLook w:firstColumn="1" w:firstRow="1" w:lastColumn="0" w:lastRow="0" w:noHBand="0" w:noVBand="1" w:val="04A0"/>
         <w:tblBorders>
           <w:top w:val="single" w:sz="4" w:color="DCE3E0"/>
           <w:left w:val="single" w:sz="4" w:color="DCE3E0"/>
@@ -17022,6 +17021,7 @@
           <w:insideH w:val="single" w:sz="4" w:color="DCE3E0"/>
           <w:insideV w:val="single" w:sz="4" w:color="DCE3E0"/>
         </w:tblBorders>
+        <w:tblLook w:firstColumn="1" w:firstRow="1" w:lastColumn="0" w:lastRow="0" w:noHBand="0" w:noVBand="1" w:val="04A0"/>
       </w:tblPr>
       <w:tblGrid>
         <w:gridCol w:w="4873"/>
@@ -17422,7 +17422,6 @@
     <w:tbl>
       <w:tblPr>
         <w:tblW w:type="auto" w:w="0"/>
-        <w:tblLook w:firstColumn="1" w:firstRow="1" w:lastColumn="0" w:lastRow="0" w:noHBand="0" w:noVBand="1" w:val="04A0"/>
         <w:tblBorders>
           <w:top w:val="single" w:sz="4" w:color="DCE3E0"/>
           <w:left w:val="single" w:sz="4" w:color="DCE3E0"/>
@@ -17431,6 +17430,7 @@
           <w:insideH w:val="single" w:sz="4" w:color="DCE3E0"/>
           <w:insideV w:val="single" w:sz="4" w:color="DCE3E0"/>
         </w:tblBorders>
+        <w:tblLook w:firstColumn="1" w:firstRow="1" w:lastColumn="0" w:lastRow="0" w:noHBand="0" w:noVBand="1" w:val="04A0"/>
       </w:tblPr>
       <w:tblGrid>
         <w:gridCol w:w="4873"/>
@@ -17691,8 +17691,8 @@
         <w:r>
           <w:rPr>
             <w:color w:val="1D6FA3"/>
+            <w:sz w:val="16"/>
             <w:u w:val="single"/>
-            <w:sz w:val="16"/>
           </w:rPr>
           <w:t>https://www.youtube.com/watch?v=j7wwVo-zJ3c</w:t>
         </w:r>
@@ -17747,8 +17747,8 @@
         <w:r>
           <w:rPr>
             <w:color w:val="1D6FA3"/>
+            <w:sz w:val="16"/>
             <w:u w:val="single"/>
-            <w:sz w:val="16"/>
           </w:rPr>
           <w:t>https://hginsights.com/blog/tam-sam-som-the-complete-guide-to-market-sizing/</w:t>
         </w:r>
@@ -17803,8 +17803,8 @@
         <w:r>
           <w:rPr>
             <w:color w:val="1D6FA3"/>
+            <w:sz w:val="16"/>
             <w:u w:val="single"/>
-            <w:sz w:val="16"/>
           </w:rPr>
           <w:t>https://www.youtube.com/watch?v=mYF2_FBCvXw</w:t>
         </w:r>
@@ -17859,8 +17859,8 @@
         <w:r>
           <w:rPr>
             <w:color w:val="1D6FA3"/>
+            <w:sz w:val="16"/>
             <w:u w:val="single"/>
-            <w:sz w:val="16"/>
           </w:rPr>
           <w:t>https://hbr.org/2008/01/the-five-competitive-forces-that-shape-strategy</w:t>
         </w:r>
@@ -17915,8 +17915,8 @@
         <w:r>
           <w:rPr>
             <w:color w:val="1D6FA3"/>
+            <w:sz w:val="16"/>
             <w:u w:val="single"/>
-            <w:sz w:val="16"/>
           </w:rPr>
           <w:t>https://www.isc.hbs.edu/strategy/business-strategy/Pages/the-five-forces.aspx</w:t>
         </w:r>
@@ -17971,8 +17971,8 @@
         <w:r>
           <w:rPr>
             <w:color w:val="1D6FA3"/>
+            <w:sz w:val="16"/>
             <w:u w:val="single"/>
-            <w:sz w:val="16"/>
           </w:rPr>
           <w:t>https://cxl.com/blog/smoke-test/</w:t>
         </w:r>
@@ -18027,8 +18027,8 @@
         <w:r>
           <w:rPr>
             <w:color w:val="1D6FA3"/>
+            <w:sz w:val="16"/>
             <w:u w:val="single"/>
-            <w:sz w:val="16"/>
           </w:rPr>
           <w:t>https://magnitt.com/research/</w:t>
         </w:r>
@@ -18180,10 +18180,10 @@
     </w:p>
     <w:p>
       <w:pPr>
-        <w:spacing w:before="40" w:after="160"/>
         <w:pBdr>
           <w:bottom w:val="single" w:sz="6" w:color="0F5C4B"/>
         </w:pBdr>
+        <w:spacing w:before="40" w:after="160"/>
       </w:pPr>
     </w:p>
     <w:p>
@@ -18391,7 +18391,6 @@
     <w:tbl>
       <w:tblPr>
         <w:tblW w:type="auto" w:w="0"/>
-        <w:tblLook w:firstColumn="1" w:firstRow="1" w:lastColumn="0" w:lastRow="0" w:noHBand="0" w:noVBand="1" w:val="04A0"/>
         <w:tblBorders>
           <w:top w:val="single" w:sz="4" w:color="DCE3E0"/>
           <w:left w:val="single" w:sz="4" w:color="DCE3E0"/>
@@ -18400,6 +18399,7 @@
           <w:insideH w:val="single" w:sz="4" w:color="DCE3E0"/>
           <w:insideV w:val="single" w:sz="4" w:color="DCE3E0"/>
         </w:tblBorders>
+        <w:tblLook w:firstColumn="1" w:firstRow="1" w:lastColumn="0" w:lastRow="0" w:noHBand="0" w:noVBand="1" w:val="04A0"/>
       </w:tblPr>
       <w:tblGrid>
         <w:gridCol w:w="4873"/>
@@ -18800,7 +18800,6 @@
     <w:tbl>
       <w:tblPr>
         <w:tblW w:type="auto" w:w="0"/>
-        <w:tblLook w:firstColumn="1" w:firstRow="1" w:lastColumn="0" w:lastRow="0" w:noHBand="0" w:noVBand="1" w:val="04A0"/>
         <w:tblBorders>
           <w:top w:val="single" w:sz="4" w:color="DCE3E0"/>
           <w:left w:val="single" w:sz="4" w:color="DCE3E0"/>
@@ -18809,6 +18808,7 @@
           <w:insideH w:val="single" w:sz="4" w:color="DCE3E0"/>
           <w:insideV w:val="single" w:sz="4" w:color="DCE3E0"/>
         </w:tblBorders>
+        <w:tblLook w:firstColumn="1" w:firstRow="1" w:lastColumn="0" w:lastRow="0" w:noHBand="0" w:noVBand="1" w:val="04A0"/>
       </w:tblPr>
       <w:tblGrid>
         <w:gridCol w:w="4873"/>
@@ -19271,7 +19271,6 @@
     <w:tbl>
       <w:tblPr>
         <w:tblW w:type="auto" w:w="0"/>
-        <w:tblLook w:firstColumn="1" w:firstRow="1" w:lastColumn="0" w:lastRow="0" w:noHBand="0" w:noVBand="1" w:val="04A0"/>
         <w:tblBorders>
           <w:top w:val="single" w:sz="4" w:color="DCE3E0"/>
           <w:left w:val="single" w:sz="4" w:color="DCE3E0"/>
@@ -19280,6 +19279,7 @@
           <w:insideH w:val="single" w:sz="4" w:color="DCE3E0"/>
           <w:insideV w:val="single" w:sz="4" w:color="DCE3E0"/>
         </w:tblBorders>
+        <w:tblLook w:firstColumn="1" w:firstRow="1" w:lastColumn="0" w:lastRow="0" w:noHBand="0" w:noVBand="1" w:val="04A0"/>
       </w:tblPr>
       <w:tblGrid>
         <w:gridCol w:w="4873"/>
@@ -19602,8 +19602,8 @@
         <w:r>
           <w:rPr>
             <w:color w:val="1D6FA3"/>
+            <w:sz w:val="16"/>
             <w:u w:val="single"/>
-            <w:sz w:val="16"/>
           </w:rPr>
           <w:t>https://www.youtube.com/watch?v=fEvKo90qBns</w:t>
         </w:r>
@@ -19658,8 +19658,8 @@
         <w:r>
           <w:rPr>
             <w:color w:val="1D6FA3"/>
+            <w:sz w:val="16"/>
             <w:u w:val="single"/>
-            <w:sz w:val="16"/>
           </w:rPr>
           <w:t>https://www.weweb.io/blog/mvp-development-complete-guide-from-idea-to-launch</w:t>
         </w:r>
@@ -19714,8 +19714,8 @@
         <w:r>
           <w:rPr>
             <w:color w:val="1D6FA3"/>
+            <w:sz w:val="16"/>
             <w:u w:val="single"/>
-            <w:sz w:val="16"/>
           </w:rPr>
           <w:t>https://www.f22labs.com/blogs/no-code-mvp-tools/</w:t>
         </w:r>
@@ -19770,8 +19770,8 @@
         <w:r>
           <w:rPr>
             <w:color w:val="1D6FA3"/>
+            <w:sz w:val="16"/>
             <w:u w:val="single"/>
-            <w:sz w:val="16"/>
           </w:rPr>
           <w:t>https://www.nxcode.io/resources/news/build-mvp-without-coding-2026</w:t>
         </w:r>
@@ -19826,8 +19826,8 @@
         <w:r>
           <w:rPr>
             <w:color w:val="1D6FA3"/>
+            <w:sz w:val="16"/>
             <w:u w:val="single"/>
-            <w:sz w:val="16"/>
           </w:rPr>
           <w:t>https://www.mindtheproduct.com/aarrr-vs-rarra-pirate-metrics-explained/</w:t>
         </w:r>
@@ -19979,10 +19979,10 @@
     </w:p>
     <w:p>
       <w:pPr>
-        <w:spacing w:before="40" w:after="160"/>
         <w:pBdr>
           <w:bottom w:val="single" w:sz="6" w:color="0F5C4B"/>
         </w:pBdr>
+        <w:spacing w:before="40" w:after="160"/>
       </w:pPr>
     </w:p>
     <w:p>
@@ -20190,7 +20190,6 @@
     <w:tbl>
       <w:tblPr>
         <w:tblW w:type="auto" w:w="0"/>
-        <w:tblLook w:firstColumn="1" w:firstRow="1" w:lastColumn="0" w:lastRow="0" w:noHBand="0" w:noVBand="1" w:val="04A0"/>
         <w:tblBorders>
           <w:top w:val="single" w:sz="4" w:color="DCE3E0"/>
           <w:left w:val="single" w:sz="4" w:color="DCE3E0"/>
@@ -20199,6 +20198,7 @@
           <w:insideH w:val="single" w:sz="4" w:color="DCE3E0"/>
           <w:insideV w:val="single" w:sz="4" w:color="DCE3E0"/>
         </w:tblBorders>
+        <w:tblLook w:firstColumn="1" w:firstRow="1" w:lastColumn="0" w:lastRow="0" w:noHBand="0" w:noVBand="1" w:val="04A0"/>
       </w:tblPr>
       <w:tblGrid>
         <w:gridCol w:w="4873"/>
@@ -20661,7 +20661,6 @@
     <w:tbl>
       <w:tblPr>
         <w:tblW w:type="auto" w:w="0"/>
-        <w:tblLook w:firstColumn="1" w:firstRow="1" w:lastColumn="0" w:lastRow="0" w:noHBand="0" w:noVBand="1" w:val="04A0"/>
         <w:tblBorders>
           <w:top w:val="single" w:sz="4" w:color="DCE3E0"/>
           <w:left w:val="single" w:sz="4" w:color="DCE3E0"/>
@@ -20670,6 +20669,7 @@
           <w:insideH w:val="single" w:sz="4" w:color="DCE3E0"/>
           <w:insideV w:val="single" w:sz="4" w:color="DCE3E0"/>
         </w:tblBorders>
+        <w:tblLook w:firstColumn="1" w:firstRow="1" w:lastColumn="0" w:lastRow="0" w:noHBand="0" w:noVBand="1" w:val="04A0"/>
       </w:tblPr>
       <w:tblGrid>
         <w:gridCol w:w="4873"/>
@@ -21318,7 +21318,6 @@
     <w:tbl>
       <w:tblPr>
         <w:tblW w:type="auto" w:w="0"/>
-        <w:tblLook w:firstColumn="1" w:firstRow="1" w:lastColumn="0" w:lastRow="0" w:noHBand="0" w:noVBand="1" w:val="04A0"/>
         <w:tblBorders>
           <w:top w:val="single" w:sz="4" w:color="DCE3E0"/>
           <w:left w:val="single" w:sz="4" w:color="DCE3E0"/>
@@ -21327,6 +21326,7 @@
           <w:insideH w:val="single" w:sz="4" w:color="DCE3E0"/>
           <w:insideV w:val="single" w:sz="4" w:color="DCE3E0"/>
         </w:tblBorders>
+        <w:tblLook w:firstColumn="1" w:firstRow="1" w:lastColumn="0" w:lastRow="0" w:noHBand="0" w:noVBand="1" w:val="04A0"/>
       </w:tblPr>
       <w:tblGrid>
         <w:gridCol w:w="4873"/>
@@ -21649,8 +21649,8 @@
         <w:r>
           <w:rPr>
             <w:color w:val="1D6FA3"/>
+            <w:sz w:val="16"/>
             <w:u w:val="single"/>
-            <w:sz w:val="16"/>
           </w:rPr>
           <w:t>https://review.firstround.com/how-superhuman-built-an-engine-to-find-product-market-fit/</w:t>
         </w:r>
@@ -21705,8 +21705,8 @@
         <w:r>
           <w:rPr>
             <w:color w:val="1D6FA3"/>
+            <w:sz w:val="16"/>
             <w:u w:val="single"/>
-            <w:sz w:val="16"/>
           </w:rPr>
           <w:t>https://blog.superhuman.com/how-superhuman-built-an-engine-to-find-product-market-fit/</w:t>
         </w:r>
@@ -21761,8 +21761,8 @@
         <w:r>
           <w:rPr>
             <w:color w:val="1D6FA3"/>
+            <w:sz w:val="16"/>
             <w:u w:val="single"/>
-            <w:sz w:val="16"/>
           </w:rPr>
           <w:t>https://learningloop.io/plays/product-market-fit-survey</w:t>
         </w:r>
@@ -21817,8 +21817,8 @@
         <w:r>
           <w:rPr>
             <w:color w:val="1D6FA3"/>
+            <w:sz w:val="16"/>
             <w:u w:val="single"/>
-            <w:sz w:val="16"/>
           </w:rPr>
           <w:t>https://www.lennysnewsletter.com/p/measuring-cohort-retention</w:t>
         </w:r>
@@ -21873,8 +21873,8 @@
         <w:r>
           <w:rPr>
             <w:color w:val="1D6FA3"/>
+            <w:sz w:val="16"/>
             <w:u w:val="single"/>
-            <w:sz w:val="16"/>
           </w:rPr>
           <w:t>https://www.lennysnewsletter.com/p/what-is-good-retention-issue-29</w:t>
         </w:r>
@@ -21929,8 +21929,8 @@
         <w:r>
           <w:rPr>
             <w:color w:val="1D6FA3"/>
+            <w:sz w:val="16"/>
             <w:u w:val="single"/>
-            <w:sz w:val="16"/>
           </w:rPr>
           <w:t>https://www.lennysnewsletter.com/p/how-to-increase-your-retention-issue</w:t>
         </w:r>
@@ -21985,8 +21985,8 @@
         <w:r>
           <w:rPr>
             <w:color w:val="1D6FA3"/>
+            <w:sz w:val="16"/>
             <w:u w:val="single"/>
-            <w:sz w:val="16"/>
           </w:rPr>
           <w:t>https://www.growthengblog.com/blog/how-to-measure-retention-correctly-with-cohorts-step-by-step-guide-with-examples</w:t>
         </w:r>
@@ -22041,8 +22041,8 @@
         <w:r>
           <w:rPr>
             <w:color w:val="1D6FA3"/>
+            <w:sz w:val="16"/>
             <w:u w:val="single"/>
-            <w:sz w:val="16"/>
           </w:rPr>
           <w:t>https://www.forentrepreneurs.com/saas-metrics-2/</w:t>
         </w:r>
@@ -22194,10 +22194,10 @@
     </w:p>
     <w:p>
       <w:pPr>
-        <w:spacing w:before="40" w:after="160"/>
         <w:pBdr>
           <w:bottom w:val="single" w:sz="6" w:color="0F5C4B"/>
         </w:pBdr>
+        <w:spacing w:before="40" w:after="160"/>
       </w:pPr>
     </w:p>
     <w:p>
@@ -22405,7 +22405,6 @@
     <w:tbl>
       <w:tblPr>
         <w:tblW w:type="auto" w:w="0"/>
-        <w:tblLook w:firstColumn="1" w:firstRow="1" w:lastColumn="0" w:lastRow="0" w:noHBand="0" w:noVBand="1" w:val="04A0"/>
         <w:tblBorders>
           <w:top w:val="single" w:sz="4" w:color="DCE3E0"/>
           <w:left w:val="single" w:sz="4" w:color="DCE3E0"/>
@@ -22414,6 +22413,7 @@
           <w:insideH w:val="single" w:sz="4" w:color="DCE3E0"/>
           <w:insideV w:val="single" w:sz="4" w:color="DCE3E0"/>
         </w:tblBorders>
+        <w:tblLook w:firstColumn="1" w:firstRow="1" w:lastColumn="0" w:lastRow="0" w:noHBand="0" w:noVBand="1" w:val="04A0"/>
       </w:tblPr>
       <w:tblGrid>
         <w:gridCol w:w="4873"/>
@@ -22876,7 +22876,6 @@
     <w:tbl>
       <w:tblPr>
         <w:tblW w:type="auto" w:w="0"/>
-        <w:tblLook w:firstColumn="1" w:firstRow="1" w:lastColumn="0" w:lastRow="0" w:noHBand="0" w:noVBand="1" w:val="04A0"/>
         <w:tblBorders>
           <w:top w:val="single" w:sz="4" w:color="DCE3E0"/>
           <w:left w:val="single" w:sz="4" w:color="DCE3E0"/>
@@ -22885,6 +22884,7 @@
           <w:insideH w:val="single" w:sz="4" w:color="DCE3E0"/>
           <w:insideV w:val="single" w:sz="4" w:color="DCE3E0"/>
         </w:tblBorders>
+        <w:tblLook w:firstColumn="1" w:firstRow="1" w:lastColumn="0" w:lastRow="0" w:noHBand="0" w:noVBand="1" w:val="04A0"/>
       </w:tblPr>
       <w:tblGrid>
         <w:gridCol w:w="4873"/>
@@ -23595,7 +23595,6 @@
     <w:tbl>
       <w:tblPr>
         <w:tblW w:type="auto" w:w="0"/>
-        <w:tblLook w:firstColumn="1" w:firstRow="1" w:lastColumn="0" w:lastRow="0" w:noHBand="0" w:noVBand="1" w:val="04A0"/>
         <w:tblBorders>
           <w:top w:val="single" w:sz="4" w:color="DCE3E0"/>
           <w:left w:val="single" w:sz="4" w:color="DCE3E0"/>
@@ -23604,6 +23603,7 @@
           <w:insideH w:val="single" w:sz="4" w:color="DCE3E0"/>
           <w:insideV w:val="single" w:sz="4" w:color="DCE3E0"/>
         </w:tblBorders>
+        <w:tblLook w:firstColumn="1" w:firstRow="1" w:lastColumn="0" w:lastRow="0" w:noHBand="0" w:noVBand="1" w:val="04A0"/>
       </w:tblPr>
       <w:tblGrid>
         <w:gridCol w:w="4873"/>
@@ -24050,8 +24050,8 @@
         <w:r>
           <w:rPr>
             <w:color w:val="1D6FA3"/>
+            <w:sz w:val="16"/>
             <w:u w:val="single"/>
-            <w:sz w:val="16"/>
           </w:rPr>
           <w:t>https://www.ycombinator.com/library/Ir-the-best-way-to-launch-your-startup</w:t>
         </w:r>
@@ -24106,8 +24106,8 @@
         <w:r>
           <w:rPr>
             <w:color w:val="1D6FA3"/>
+            <w:sz w:val="16"/>
             <w:u w:val="single"/>
-            <w:sz w:val="16"/>
           </w:rPr>
           <w:t>https://www.ycombinator.com/library/6i-how-to-launch-again-and-again</w:t>
         </w:r>
@@ -24162,8 +24162,8 @@
         <w:r>
           <w:rPr>
             <w:color w:val="1D6FA3"/>
+            <w:sz w:val="16"/>
             <w:u w:val="single"/>
-            <w:sz w:val="16"/>
           </w:rPr>
           <w:t>https://www.youtube.com/watch?v=u36A-YTxiOw</w:t>
         </w:r>
@@ -24218,8 +24218,8 @@
         <w:r>
           <w:rPr>
             <w:color w:val="1D6FA3"/>
+            <w:sz w:val="16"/>
             <w:u w:val="single"/>
-            <w:sz w:val="16"/>
           </w:rPr>
           <w:t>https://www.youtube.com/watch?v=3xU050kMbHM</w:t>
         </w:r>
@@ -24274,8 +24274,8 @@
         <w:r>
           <w:rPr>
             <w:color w:val="1D6FA3"/>
+            <w:sz w:val="16"/>
             <w:u w:val="single"/>
-            <w:sz w:val="16"/>
           </w:rPr>
           <w:t>https://www.producthunt.com/launch</w:t>
         </w:r>
@@ -24330,8 +24330,8 @@
         <w:r>
           <w:rPr>
             <w:color w:val="1D6FA3"/>
+            <w:sz w:val="16"/>
             <w:u w:val="single"/>
-            <w:sz w:val="16"/>
           </w:rPr>
           <w:t>https://www.demandcurve.com/playbooks/product-hunt-launch</w:t>
         </w:r>
@@ -24386,8 +24386,8 @@
         <w:r>
           <w:rPr>
             <w:color w:val="1D6FA3"/>
+            <w:sz w:val="16"/>
             <w:u w:val="single"/>
-            <w:sz w:val="16"/>
           </w:rPr>
           <w:t>https://www.youtube.com/watch?v=hQBgKYFHp8w</w:t>
         </w:r>
@@ -24442,8 +24442,8 @@
         <w:r>
           <w:rPr>
             <w:color w:val="1D6FA3"/>
+            <w:sz w:val="16"/>
             <w:u w:val="single"/>
-            <w:sz w:val="16"/>
           </w:rPr>
           <w:t>https://www.mindtheproduct.com/aarrr-vs-rarra-pirate-metrics-explained/</w:t>
         </w:r>
@@ -24568,10 +24568,10 @@
     </w:p>
     <w:p>
       <w:pPr>
-        <w:spacing w:before="40" w:after="160"/>
         <w:pBdr>
           <w:bottom w:val="single" w:sz="6" w:color="0F5C4B"/>
         </w:pBdr>
+        <w:spacing w:before="40" w:after="160"/>
       </w:pPr>
     </w:p>
     <w:p>
@@ -25969,8 +25969,8 @@
         <w:r>
           <w:rPr>
             <w:color w:val="1D6FA3"/>
+            <w:sz w:val="16"/>
             <w:u w:val="single"/>
-            <w:sz w:val="16"/>
           </w:rPr>
           <w:t>https://sequoiacap.com/article/writing-a-business-plan</w:t>
         </w:r>
@@ -26025,8 +26025,8 @@
         <w:r>
           <w:rPr>
             <w:color w:val="1D6FA3"/>
+            <w:sz w:val="16"/>
             <w:u w:val="single"/>
-            <w:sz w:val="16"/>
           </w:rPr>
           <w:t>https://www.uvic.ca/gustavson/_assets/docs/pitch-deck-template-web.pdf</w:t>
         </w:r>
@@ -26081,8 +26081,8 @@
         <w:r>
           <w:rPr>
             <w:color w:val="1D6FA3"/>
+            <w:sz w:val="16"/>
             <w:u w:val="single"/>
-            <w:sz w:val="16"/>
           </w:rPr>
           <w:t>https://www.youtube.com/watch?v=B5tU2447OK8</w:t>
         </w:r>
@@ -26137,8 +26137,8 @@
         <w:r>
           <w:rPr>
             <w:color w:val="1D6FA3"/>
+            <w:sz w:val="16"/>
             <w:u w:val="single"/>
-            <w:sz w:val="16"/>
           </w:rPr>
           <w:t>https://magnitt.com/research/menafounders-report-20924</w:t>
         </w:r>
@@ -26193,8 +26193,8 @@
         <w:r>
           <w:rPr>
             <w:color w:val="1D6FA3"/>
+            <w:sz w:val="16"/>
             <w:u w:val="single"/>
-            <w:sz w:val="16"/>
           </w:rPr>
           <w:t>https://magnitt.com/research/mena-venture-capital-the-h1-2026-review-51047</w:t>
         </w:r>
@@ -26221,10 +26221,10 @@
     </w:p>
     <w:p>
       <w:pPr>
-        <w:spacing w:before="40" w:after="160"/>
         <w:pBdr>
           <w:bottom w:val="single" w:sz="6" w:color="0F5C4B"/>
         </w:pBdr>
+        <w:spacing w:before="40" w:after="160"/>
       </w:pPr>
     </w:p>
     <w:p>
